--- a/presentations/walid/package/03_Contract/Walid_Substantial_Performance_and_Deficiency_Form.docx
+++ b/presentations/walid/package/03_Contract/Walid_Substantial_Performance_and_Deficiency_Form.docx
@@ -4,7 +4,7 @@
   <w:body>
     <w:p>
       <w:pPr>
-        <w:pStyle w:val="Heading1"/>
+        <w:pStyle w:val="Title"/>
       </w:pPr>
       <w:r>
         <w:t>Notice of Substantial Performance and Deficiency Record</w:t>
@@ -32,7 +32,7 @@
     </w:p>
     <w:p>
       <w:pPr>
-        <w:pStyle w:val="Heading2"/>
+        <w:pStyle w:val="Heading1"/>
       </w:pPr>
       <w:r>
         <w:t>1. Contractor Notice</w:t>
@@ -60,6 +60,9 @@
           </w:tcPr>
           <w:p>
             <w:r>
+              <w:rPr>
+                <w:b/>
+              </w:rPr>
               <w:t>Contract summary</w:t>
             </w:r>
           </w:p>
@@ -70,6 +73,9 @@
           </w:tcPr>
           <w:p>
             <w:r>
+              <w:rPr>
+                <w:b/>
+              </w:rPr>
               <w:t>Amount before HST</w:t>
             </w:r>
           </w:p>
@@ -92,7 +98,7 @@
           </w:tcPr>
           <w:p>
             <w:r>
-              <w:t>$13,000.00</w:t>
+              <w:t>$13,050.26</w:t>
             </w:r>
           </w:p>
         </w:tc>
@@ -208,10 +214,9 @@
         </w:tc>
       </w:tr>
     </w:tbl>
-    <w:p/>
     <w:p>
       <w:pPr>
-        <w:pStyle w:val="Heading2"/>
+        <w:pStyle w:val="Heading1"/>
       </w:pPr>
       <w:r>
         <w:t>2. Joint Inspection</w:t>
@@ -253,6 +258,9 @@
           </w:tcPr>
           <w:p>
             <w:r>
+              <w:rPr>
+                <w:b/>
+              </w:rPr>
               <w:t>No.</w:t>
             </w:r>
           </w:p>
@@ -263,6 +271,9 @@
           </w:tcPr>
           <w:p>
             <w:r>
+              <w:rPr>
+                <w:b/>
+              </w:rPr>
               <w:t>Location</w:t>
             </w:r>
           </w:p>
@@ -273,6 +284,9 @@
           </w:tcPr>
           <w:p>
             <w:r>
+              <w:rPr>
+                <w:b/>
+              </w:rPr>
               <w:t>Deficiency or remaining item</w:t>
             </w:r>
           </w:p>
@@ -283,6 +297,9 @@
           </w:tcPr>
           <w:p>
             <w:r>
+              <w:rPr>
+                <w:b/>
+              </w:rPr>
               <w:t>Responsible party</w:t>
             </w:r>
           </w:p>
@@ -293,6 +310,9 @@
           </w:tcPr>
           <w:p>
             <w:r>
+              <w:rPr>
+                <w:b/>
+              </w:rPr>
               <w:t>Target date</w:t>
             </w:r>
           </w:p>
@@ -303,6 +323,9 @@
           </w:tcPr>
           <w:p>
             <w:r>
+              <w:rPr>
+                <w:b/>
+              </w:rPr>
               <w:t>Completion confirmed</w:t>
             </w:r>
           </w:p>
@@ -633,7 +656,6 @@
         </w:tc>
       </w:tr>
     </w:tbl>
-    <w:p/>
     <w:p>
       <w:r>
         <w:t>Minor deficiencies that do not prevent the intended use of the work do not, by themselves, postpone the substantial-performance date, subject to the governing contract and applicable law.</w:t>
@@ -641,7 +663,7 @@
     </w:p>
     <w:p>
       <w:pPr>
-        <w:pStyle w:val="Heading2"/>
+        <w:pStyle w:val="Heading1"/>
       </w:pPr>
       <w:r>
         <w:t>3. Documents Delivered</w:t>
@@ -666,6 +688,9 @@
           </w:tcPr>
           <w:p>
             <w:r>
+              <w:rPr>
+                <w:b/>
+              </w:rPr>
               <w:t>Closeout item</w:t>
             </w:r>
           </w:p>
@@ -676,6 +701,9 @@
           </w:tcPr>
           <w:p>
             <w:r>
+              <w:rPr>
+                <w:b/>
+              </w:rPr>
               <w:t>Delivered</w:t>
             </w:r>
           </w:p>
@@ -686,6 +714,9 @@
           </w:tcPr>
           <w:p>
             <w:r>
+              <w:rPr>
+                <w:b/>
+              </w:rPr>
               <w:t>Not applicable</w:t>
             </w:r>
           </w:p>
@@ -696,6 +727,9 @@
           </w:tcPr>
           <w:p>
             <w:r>
+              <w:rPr>
+                <w:b/>
+              </w:rPr>
               <w:t>Notes</w:t>
             </w:r>
           </w:p>
@@ -1038,10 +1072,9 @@
         </w:tc>
       </w:tr>
     </w:tbl>
-    <w:p/>
     <w:p>
       <w:pPr>
-        <w:pStyle w:val="Heading2"/>
+        <w:pStyle w:val="Heading1"/>
       </w:pPr>
       <w:r>
         <w:t>4. Holdback Administration</w:t>
@@ -1049,7 +1082,7 @@
     </w:p>
     <w:p>
       <w:r>
-        <w:t>The Parties acknowledge that any statutory holdback is administered and released only as permitted by the Nova Scotia *Builders’ Lien Act*. This form records the Parties’ project administration and is not legal certification that all lien rights have expired or been discharged.</w:t>
+        <w:t>The Parties acknowledge that any statutory holdback is administered and released only as permitted by the Nova Scotia Builders’ Lien Act. This form records the Parties’ project administration and is not legal certification that all lien rights have expired or been discharged.</w:t>
       </w:r>
     </w:p>
     <w:tbl>
@@ -1069,6 +1102,9 @@
           </w:tcPr>
           <w:p>
             <w:r>
+              <w:rPr>
+                <w:b/>
+              </w:rPr>
               <w:t>Holdback item</w:t>
             </w:r>
           </w:p>
@@ -1079,6 +1115,9 @@
           </w:tcPr>
           <w:p>
             <w:r>
+              <w:rPr>
+                <w:b/>
+              </w:rPr>
               <w:t>Information</w:t>
             </w:r>
           </w:p>
@@ -1195,10 +1234,9 @@
         </w:tc>
       </w:tr>
     </w:tbl>
-    <w:p/>
     <w:p>
       <w:pPr>
-        <w:pStyle w:val="Heading2"/>
+        <w:pStyle w:val="Heading1"/>
       </w:pPr>
       <w:r>
         <w:t>5. Acknowledgment</w:t>
@@ -1226,6 +1264,9 @@
           </w:tcPr>
           <w:p>
             <w:r>
+              <w:rPr>
+                <w:b/>
+              </w:rPr>
               <w:t>BH Contracting Ltd.</w:t>
             </w:r>
           </w:p>
@@ -1236,6 +1277,9 @@
           </w:tcPr>
           <w:p>
             <w:r>
+              <w:rPr>
+                <w:b/>
+              </w:rPr>
               <w:t>SOI Trade Inc.</w:t>
             </w:r>
           </w:p>
@@ -1308,7 +1352,6 @@
         </w:tc>
       </w:tr>
     </w:tbl>
-    <w:p/>
     <w:sectPr>
       <w:pgSz w:w="12240" w:h="15840"/>
       <w:pgMar w:top="1440" w:right="1800" w:bottom="1440" w:left="1800" w:header="720" w:footer="720" w:gutter="0"/>

--- a/presentations/walid/package/03_Contract/Walid_Substantial_Performance_and_Deficiency_Form.docx
+++ b/presentations/walid/package/03_Contract/Walid_Substantial_Performance_and_Deficiency_Form.docx
@@ -98,7 +98,7 @@
           </w:tcPr>
           <w:p>
             <w:r>
-              <w:t>$13,050.26</w:t>
+              <w:t>$14,005.12</w:t>
             </w:r>
           </w:p>
         </w:tc>

--- a/presentations/walid/package/03_Contract/Walid_Substantial_Performance_and_Deficiency_Form.docx
+++ b/presentations/walid/package/03_Contract/Walid_Substantial_Performance_and_Deficiency_Form.docx
@@ -98,7 +98,7 @@
           </w:tcPr>
           <w:p>
             <w:r>
-              <w:t>$14,005.12</w:t>
+              <w:t>$13,050.26</w:t>
             </w:r>
           </w:p>
         </w:tc>

--- a/presentations/walid/package/03_Contract/Walid_Substantial_Performance_and_Deficiency_Form.docx
+++ b/presentations/walid/package/03_Contract/Walid_Substantial_Performance_and_Deficiency_Form.docx
@@ -4,7 +4,7 @@
   <w:body>
     <w:p>
       <w:pPr>
-        <w:pStyle w:val="Title"/>
+        <w:pStyle w:val="Heading1"/>
       </w:pPr>
       <w:r>
         <w:t>Notice of Substantial Performance and Deficiency Record</w:t>
@@ -32,7 +32,7 @@
     </w:p>
     <w:p>
       <w:pPr>
-        <w:pStyle w:val="Heading1"/>
+        <w:pStyle w:val="Heading2"/>
       </w:pPr>
       <w:r>
         <w:t>1. Contractor Notice</w:t>
@@ -60,9 +60,6 @@
           </w:tcPr>
           <w:p>
             <w:r>
-              <w:rPr>
-                <w:b/>
-              </w:rPr>
               <w:t>Contract summary</w:t>
             </w:r>
           </w:p>
@@ -73,9 +70,6 @@
           </w:tcPr>
           <w:p>
             <w:r>
-              <w:rPr>
-                <w:b/>
-              </w:rPr>
               <w:t>Amount before HST</w:t>
             </w:r>
           </w:p>
@@ -98,7 +92,7 @@
           </w:tcPr>
           <w:p>
             <w:r>
-              <w:t>$13,050.26</w:t>
+              <w:t>$13,000.00</w:t>
             </w:r>
           </w:p>
         </w:tc>
@@ -214,9 +208,10 @@
         </w:tc>
       </w:tr>
     </w:tbl>
+    <w:p/>
     <w:p>
       <w:pPr>
-        <w:pStyle w:val="Heading1"/>
+        <w:pStyle w:val="Heading2"/>
       </w:pPr>
       <w:r>
         <w:t>2. Joint Inspection</w:t>
@@ -258,9 +253,6 @@
           </w:tcPr>
           <w:p>
             <w:r>
-              <w:rPr>
-                <w:b/>
-              </w:rPr>
               <w:t>No.</w:t>
             </w:r>
           </w:p>
@@ -271,9 +263,6 @@
           </w:tcPr>
           <w:p>
             <w:r>
-              <w:rPr>
-                <w:b/>
-              </w:rPr>
               <w:t>Location</w:t>
             </w:r>
           </w:p>
@@ -284,9 +273,6 @@
           </w:tcPr>
           <w:p>
             <w:r>
-              <w:rPr>
-                <w:b/>
-              </w:rPr>
               <w:t>Deficiency or remaining item</w:t>
             </w:r>
           </w:p>
@@ -297,9 +283,6 @@
           </w:tcPr>
           <w:p>
             <w:r>
-              <w:rPr>
-                <w:b/>
-              </w:rPr>
               <w:t>Responsible party</w:t>
             </w:r>
           </w:p>
@@ -310,9 +293,6 @@
           </w:tcPr>
           <w:p>
             <w:r>
-              <w:rPr>
-                <w:b/>
-              </w:rPr>
               <w:t>Target date</w:t>
             </w:r>
           </w:p>
@@ -323,9 +303,6 @@
           </w:tcPr>
           <w:p>
             <w:r>
-              <w:rPr>
-                <w:b/>
-              </w:rPr>
               <w:t>Completion confirmed</w:t>
             </w:r>
           </w:p>
@@ -656,6 +633,7 @@
         </w:tc>
       </w:tr>
     </w:tbl>
+    <w:p/>
     <w:p>
       <w:r>
         <w:t>Minor deficiencies that do not prevent the intended use of the work do not, by themselves, postpone the substantial-performance date, subject to the governing contract and applicable law.</w:t>
@@ -663,7 +641,7 @@
     </w:p>
     <w:p>
       <w:pPr>
-        <w:pStyle w:val="Heading1"/>
+        <w:pStyle w:val="Heading2"/>
       </w:pPr>
       <w:r>
         <w:t>3. Documents Delivered</w:t>
@@ -688,9 +666,6 @@
           </w:tcPr>
           <w:p>
             <w:r>
-              <w:rPr>
-                <w:b/>
-              </w:rPr>
               <w:t>Closeout item</w:t>
             </w:r>
           </w:p>
@@ -701,9 +676,6 @@
           </w:tcPr>
           <w:p>
             <w:r>
-              <w:rPr>
-                <w:b/>
-              </w:rPr>
               <w:t>Delivered</w:t>
             </w:r>
           </w:p>
@@ -714,9 +686,6 @@
           </w:tcPr>
           <w:p>
             <w:r>
-              <w:rPr>
-                <w:b/>
-              </w:rPr>
               <w:t>Not applicable</w:t>
             </w:r>
           </w:p>
@@ -727,9 +696,6 @@
           </w:tcPr>
           <w:p>
             <w:r>
-              <w:rPr>
-                <w:b/>
-              </w:rPr>
               <w:t>Notes</w:t>
             </w:r>
           </w:p>
@@ -1072,9 +1038,10 @@
         </w:tc>
       </w:tr>
     </w:tbl>
+    <w:p/>
     <w:p>
       <w:pPr>
-        <w:pStyle w:val="Heading1"/>
+        <w:pStyle w:val="Heading2"/>
       </w:pPr>
       <w:r>
         <w:t>4. Holdback Administration</w:t>
@@ -1082,7 +1049,7 @@
     </w:p>
     <w:p>
       <w:r>
-        <w:t>The Parties acknowledge that any statutory holdback is administered and released only as permitted by the Nova Scotia Builders’ Lien Act. This form records the Parties’ project administration and is not legal certification that all lien rights have expired or been discharged.</w:t>
+        <w:t>The Parties acknowledge that any statutory holdback is administered and released only as permitted by the Nova Scotia *Builders’ Lien Act*. This form records the Parties’ project administration and is not legal certification that all lien rights have expired or been discharged.</w:t>
       </w:r>
     </w:p>
     <w:tbl>
@@ -1102,9 +1069,6 @@
           </w:tcPr>
           <w:p>
             <w:r>
-              <w:rPr>
-                <w:b/>
-              </w:rPr>
               <w:t>Holdback item</w:t>
             </w:r>
           </w:p>
@@ -1115,9 +1079,6 @@
           </w:tcPr>
           <w:p>
             <w:r>
-              <w:rPr>
-                <w:b/>
-              </w:rPr>
               <w:t>Information</w:t>
             </w:r>
           </w:p>
@@ -1234,9 +1195,10 @@
         </w:tc>
       </w:tr>
     </w:tbl>
+    <w:p/>
     <w:p>
       <w:pPr>
-        <w:pStyle w:val="Heading1"/>
+        <w:pStyle w:val="Heading2"/>
       </w:pPr>
       <w:r>
         <w:t>5. Acknowledgment</w:t>
@@ -1264,9 +1226,6 @@
           </w:tcPr>
           <w:p>
             <w:r>
-              <w:rPr>
-                <w:b/>
-              </w:rPr>
               <w:t>BH Contracting Ltd.</w:t>
             </w:r>
           </w:p>
@@ -1277,9 +1236,6 @@
           </w:tcPr>
           <w:p>
             <w:r>
-              <w:rPr>
-                <w:b/>
-              </w:rPr>
               <w:t>SOI Trade Inc.</w:t>
             </w:r>
           </w:p>
@@ -1352,6 +1308,7 @@
         </w:tc>
       </w:tr>
     </w:tbl>
+    <w:p/>
     <w:sectPr>
       <w:pgSz w:w="12240" w:h="15840"/>
       <w:pgMar w:top="1440" w:right="1800" w:bottom="1440" w:left="1800" w:header="720" w:footer="720" w:gutter="0"/>

--- a/presentations/walid/package/03_Contract/Walid_Substantial_Performance_and_Deficiency_Form.docx
+++ b/presentations/walid/package/03_Contract/Walid_Substantial_Performance_and_Deficiency_Form.docx
@@ -92,7 +92,7 @@
           </w:tcPr>
           <w:p>
             <w:r>
-              <w:t>$13,000.00</w:t>
+              <w:t>$14,005.12</w:t>
             </w:r>
           </w:p>
         </w:tc>
